--- a/csj-employment-book/_eqs.docx
+++ b/csj-employment-book/_eqs.docx
@@ -16,15 +16,12 @@
         <m:sSub>
           <m:e>
             <m:r>
-              <m:t>Y</m:t>
+              <m:t>g</m:t>
             </m:r>
           </m:e>
           <m:sub>
             <m:r>
               <m:t>i</m:t>
-            </m:r>
-            <m:r>
-              <m:t>t</m:t>
             </m:r>
           </m:sub>
         </m:sSub>
@@ -35,29 +32,74 @@
           <m:t>=</m:t>
         </m:r>
         <m:r>
-          <m:t>α</m:t>
+          <m:rPr>
+            <m:sty m:val="p"/>
+          </m:rPr>
+          <m:t>ln</m:t>
+        </m:r>
+        <m:sSubSup>
+          <m:e>
+            <m:r>
+              <m:t>W</m:t>
+            </m:r>
+          </m:e>
+          <m:sub>
+            <m:r>
+              <m:t>i</m:t>
+            </m:r>
+          </m:sub>
+          <m:sup>
+            <m:r>
+              <m:t>e</m:t>
+            </m:r>
+          </m:sup>
+        </m:sSubSup>
+        <m:r>
+          <m:rPr>
+            <m:sty m:val="p"/>
+          </m:rPr>
+          <m:t>−</m:t>
         </m:r>
         <m:r>
           <m:rPr>
             <m:sty m:val="p"/>
           </m:rPr>
-          <m:t>+</m:t>
-        </m:r>
-        <m:r>
-          <m:t>β</m:t>
+          <m:t>ln</m:t>
         </m:r>
         <m:sSub>
           <m:e>
             <m:r>
-              <m:t>D</m:t>
+              <m:t>W</m:t>
             </m:r>
           </m:e>
           <m:sub>
             <m:r>
               <m:t>i</m:t>
             </m:r>
-            <m:r>
-              <m:t>t</m:t>
+          </m:sub>
+        </m:sSub>
+      </m:oMath>
+    </w:p>
+    <w:p>
+      <w:pPr>
+        <w:pStyle w:val="BodyText"/>
+      </w:pPr>
+      <w:r>
+        <w:t xml:space="preserve">EQMARK0001</w:t>
+      </w:r>
+      <w:r>
+        <w:t xml:space="preserve"> </w:t>
+      </w:r>
+      <m:oMath>
+        <m:sSub>
+          <m:e>
+            <m:r>
+              <m:t>S</m:t>
+            </m:r>
+          </m:e>
+          <m:sub>
+            <m:r>
+              <m:t>i</m:t>
             </m:r>
           </m:sub>
         </m:sSub>
@@ -65,59 +107,162 @@
           <m:rPr>
             <m:sty m:val="p"/>
           </m:rPr>
-          <m:t>+</m:t>
+          <m:t>=</m:t>
         </m:r>
-        <m:sSub>
+        <m:r>
+          <m:t>f</m:t>
+        </m:r>
+        <m:d>
+          <m:dPr>
+            <m:begChr m:val="("/>
+            <m:endChr m:val=")"/>
+            <m:sepChr m:val=""/>
+            <m:grow/>
+          </m:dPr>
           <m:e>
-            <m:r>
-              <m:t>μ</m:t>
-            </m:r>
+            <m:sSub>
+              <m:e>
+                <m:r>
+                  <m:t>Q</m:t>
+                </m:r>
+              </m:e>
+              <m:sub>
+                <m:r>
+                  <m:t>i</m:t>
+                </m:r>
+              </m:sub>
+            </m:sSub>
+            <m:r>
+              <m:rPr>
+                <m:sty m:val="p"/>
+              </m:rPr>
+              <m:t>,</m:t>
+            </m:r>
+            <m:r>
+              <m:t> </m:t>
+            </m:r>
+            <m:sSub>
+              <m:e>
+                <m:r>
+                  <m:t>g</m:t>
+                </m:r>
+              </m:e>
+              <m:sub>
+                <m:r>
+                  <m:t>i</m:t>
+                </m:r>
+              </m:sub>
+            </m:sSub>
           </m:e>
-          <m:sub>
-            <m:r>
-              <m:t>i</m:t>
-            </m:r>
-          </m:sub>
-        </m:sSub>
+        </m:d>
         <m:r>
           <m:rPr>
             <m:sty m:val="p"/>
           </m:rPr>
-          <m:t>+</m:t>
+          <m:t>,</m:t>
         </m:r>
-        <m:sSub>
-          <m:e>
-            <m:r>
-              <m:t>λ</m:t>
-            </m:r>
-          </m:e>
-          <m:sub>
-            <m:r>
-              <m:t>t</m:t>
-            </m:r>
-          </m:sub>
-        </m:sSub>
+        <m:r>
+          <m:t>  </m:t>
+        </m:r>
+        <m:f>
+          <m:fPr>
+            <m:type m:val="bar"/>
+          </m:fPr>
+          <m:num>
+            <m:r>
+              <m:rPr>
+                <m:sty m:val="p"/>
+              </m:rPr>
+              <m:t>∂</m:t>
+            </m:r>
+            <m:r>
+              <m:t>f</m:t>
+            </m:r>
+          </m:num>
+          <m:den>
+            <m:r>
+              <m:rPr>
+                <m:sty m:val="p"/>
+              </m:rPr>
+              <m:t>∂</m:t>
+            </m:r>
+            <m:sSub>
+              <m:e>
+                <m:r>
+                  <m:t>Q</m:t>
+                </m:r>
+              </m:e>
+              <m:sub>
+                <m:r>
+                  <m:t>i</m:t>
+                </m:r>
+              </m:sub>
+            </m:sSub>
+          </m:den>
+        </m:f>
         <m:r>
           <m:rPr>
             <m:sty m:val="p"/>
           </m:rPr>
-          <m:t>+</m:t>
+          <m:t>&gt;</m:t>
         </m:r>
-        <m:sSub>
-          <m:e>
-            <m:r>
-              <m:t>ε</m:t>
-            </m:r>
-          </m:e>
-          <m:sub>
-            <m:r>
-              <m:t>i</m:t>
-            </m:r>
-            <m:r>
-              <m:t>t</m:t>
-            </m:r>
-          </m:sub>
-        </m:sSub>
+        <m:r>
+          <m:t>0</m:t>
+        </m:r>
+        <m:r>
+          <m:rPr>
+            <m:sty m:val="p"/>
+          </m:rPr>
+          <m:t>,</m:t>
+        </m:r>
+        <m:r>
+          <m:t>  </m:t>
+        </m:r>
+        <m:f>
+          <m:fPr>
+            <m:type m:val="bar"/>
+          </m:fPr>
+          <m:num>
+            <m:r>
+              <m:rPr>
+                <m:sty m:val="p"/>
+              </m:rPr>
+              <m:t>∂</m:t>
+            </m:r>
+            <m:r>
+              <m:t>f</m:t>
+            </m:r>
+          </m:num>
+          <m:den>
+            <m:r>
+              <m:rPr>
+                <m:sty m:val="p"/>
+              </m:rPr>
+              <m:t>∂</m:t>
+            </m:r>
+            <m:sSub>
+              <m:e>
+                <m:r>
+                  <m:t>g</m:t>
+                </m:r>
+              </m:e>
+              <m:sub>
+                <m:r>
+                  <m:t>i</m:t>
+                </m:r>
+              </m:sub>
+            </m:sSub>
+          </m:den>
+        </m:f>
+        <m:r>
+          <m:rPr>
+            <m:sty m:val="p"/>
+          </m:rPr>
+          <m:t>&lt;</m:t>
+        </m:r>
+        <m:r>
+          <m:t>0</m:t>
+        </m:r>
       </m:oMath>
     </w:p>
     <w:sectPr/>
